--- a/documentacion/CU - Registrar Queja.docx
+++ b/documentacion/CU - Registrar Queja.docx
@@ -216,7 +216,14 @@
           <w:color w:val="auto"/>
           <w:lang w:val="es-GT"/>
         </w:rPr>
-        <w:t>• El sistema se encuentra activo.</w:t>
+        <w:t xml:space="preserve">- </w:t>
+      </w:r>
+      <w:r>
+        <w:rPr>
+          <w:color w:val="auto"/>
+          <w:lang w:val="es-GT"/>
+        </w:rPr>
+        <w:t>El sistema se encuentra activo.</w:t>
       </w:r>
     </w:p>
     <w:p>
@@ -233,7 +240,14 @@
           <w:color w:val="auto"/>
           <w:lang w:val="es-GT"/>
         </w:rPr>
-        <w:t>• El usuario se encuentra autenticado con rol de Ciudadano.</w:t>
+        <w:t xml:space="preserve">- </w:t>
+      </w:r>
+      <w:r>
+        <w:rPr>
+          <w:color w:val="auto"/>
+          <w:lang w:val="es-GT"/>
+        </w:rPr>
+        <w:t>El usuario se encuentra autenticado con rol de Ciudadano.</w:t>
       </w:r>
     </w:p>
     <w:p>
@@ -269,7 +283,7 @@
           <w:color w:val="auto"/>
           <w:lang w:val="es-GT"/>
         </w:rPr>
-        <w:t>-</w:t>
+        <w:t xml:space="preserve">1. </w:t>
       </w:r>
       <w:r>
         <w:rPr>
@@ -292,7 +306,7 @@
           <w:color w:val="auto"/>
           <w:lang w:val="es-GT"/>
         </w:rPr>
-        <w:t>-</w:t>
+        <w:t xml:space="preserve">2. </w:t>
       </w:r>
       <w:r>
         <w:rPr>
@@ -506,7 +520,7 @@
           <w:color w:val="auto"/>
           <w:lang w:val="es-GT"/>
         </w:rPr>
-        <w:t>-</w:t>
+        <w:t xml:space="preserve">3. </w:t>
       </w:r>
       <w:r>
         <w:rPr>
@@ -529,7 +543,7 @@
           <w:color w:val="auto"/>
           <w:lang w:val="es-GT"/>
         </w:rPr>
-        <w:t>-</w:t>
+        <w:t xml:space="preserve">4. </w:t>
       </w:r>
       <w:r>
         <w:rPr>
@@ -552,7 +566,7 @@
           <w:color w:val="auto"/>
           <w:lang w:val="es-GT"/>
         </w:rPr>
-        <w:t>-</w:t>
+        <w:t xml:space="preserve">5. </w:t>
       </w:r>
       <w:r>
         <w:rPr>
@@ -575,7 +589,7 @@
           <w:color w:val="auto"/>
           <w:lang w:val="es-GT"/>
         </w:rPr>
-        <w:t>-</w:t>
+        <w:t xml:space="preserve">6. </w:t>
       </w:r>
       <w:r>
         <w:rPr>
@@ -614,7 +628,7 @@
           <w:color w:val="auto"/>
           <w:lang w:val="es-GT"/>
         </w:rPr>
-        <w:t>-</w:t>
+        <w:t xml:space="preserve">7. </w:t>
       </w:r>
       <w:r>
         <w:rPr>
@@ -637,7 +651,7 @@
           <w:color w:val="auto"/>
           <w:lang w:val="es-GT"/>
         </w:rPr>
-        <w:t>-</w:t>
+        <w:t xml:space="preserve">8. </w:t>
       </w:r>
       <w:r>
         <w:rPr>
@@ -661,7 +675,7 @@
           <w:lang w:val="es-GT"/>
         </w:rPr>
         <w:lastRenderedPageBreak/>
-        <w:t>-</w:t>
+        <w:t xml:space="preserve">9. </w:t>
       </w:r>
       <w:r>
         <w:rPr>
@@ -684,7 +698,7 @@
           <w:color w:val="auto"/>
           <w:lang w:val="es-GT"/>
         </w:rPr>
-        <w:t>-</w:t>
+        <w:t xml:space="preserve">10. </w:t>
       </w:r>
       <w:r>
         <w:rPr>
@@ -707,7 +721,7 @@
           <w:color w:val="auto"/>
           <w:lang w:val="es-GT"/>
         </w:rPr>
-        <w:t>-</w:t>
+        <w:t xml:space="preserve">11. </w:t>
       </w:r>
       <w:r>
         <w:rPr>
@@ -730,7 +744,7 @@
           <w:color w:val="auto"/>
           <w:lang w:val="es-GT"/>
         </w:rPr>
-        <w:t>-</w:t>
+        <w:t xml:space="preserve">12. </w:t>
       </w:r>
       <w:r>
         <w:rPr>
